--- a/Большие данные ЛР1 алгоритм работы.docx
+++ b/Большие данные ЛР1 алгоритм работы.docx
@@ -66,6 +66,9 @@
         <w:pStyle w:val="a7"/>
       </w:pPr>
       <w:r>
+        <w:rPr>
+          <w:noProof/>
+        </w:rPr>
         <w:drawing>
           <wp:inline distT="0" distB="0" distL="0" distR="0" wp14:anchorId="481AB8B0" wp14:editId="1A8AACE5">
             <wp:extent cx="5940425" cy="1567815"/>
@@ -127,6 +130,9 @@
         <w:br/>
       </w:r>
       <w:r>
+        <w:rPr>
+          <w:noProof/>
+        </w:rPr>
         <w:drawing>
           <wp:inline distT="0" distB="0" distL="0" distR="0" wp14:anchorId="1AB2C1FC" wp14:editId="2AD6E9AC">
             <wp:extent cx="5940425" cy="951230"/>
@@ -173,6 +179,9 @@
         </w:numPr>
       </w:pPr>
       <w:r>
+        <w:rPr>
+          <w:noProof/>
+        </w:rPr>
         <w:drawing>
           <wp:inline distT="0" distB="0" distL="0" distR="0" wp14:anchorId="7A986D6D" wp14:editId="31240C78">
             <wp:extent cx="5940425" cy="3255010"/>
@@ -248,6 +257,9 @@
         <w:br/>
       </w:r>
       <w:r>
+        <w:rPr>
+          <w:noProof/>
+        </w:rPr>
         <w:drawing>
           <wp:inline distT="0" distB="0" distL="0" distR="0" wp14:anchorId="2C3BEF2D" wp14:editId="7E4B5515">
             <wp:extent cx="5940425" cy="2484755"/>
@@ -382,6 +394,9 @@
         <w:t xml:space="preserve"> </w:t>
       </w:r>
       <w:r>
+        <w:rPr>
+          <w:noProof/>
+        </w:rPr>
         <w:drawing>
           <wp:inline distT="0" distB="0" distL="0" distR="0" wp14:anchorId="63497F38" wp14:editId="05535998">
             <wp:extent cx="5940425" cy="1031240"/>
@@ -498,6 +513,9 @@
         </mc:AlternateContent>
       </w:r>
       <w:r>
+        <w:rPr>
+          <w:noProof/>
+        </w:rPr>
         <w:drawing>
           <wp:inline distT="0" distB="0" distL="0" distR="0" wp14:anchorId="05F7EA81" wp14:editId="008CF43F">
             <wp:extent cx="5940425" cy="1264285"/>
@@ -614,6 +632,9 @@
         </mc:AlternateContent>
       </w:r>
       <w:r>
+        <w:rPr>
+          <w:noProof/>
+        </w:rPr>
         <w:drawing>
           <wp:inline distT="0" distB="0" distL="0" distR="0" wp14:anchorId="2DCCF332" wp14:editId="5636EC4C">
             <wp:extent cx="5940425" cy="1159510"/>
@@ -730,6 +751,9 @@
         </mc:AlternateContent>
       </w:r>
       <w:r>
+        <w:rPr>
+          <w:noProof/>
+        </w:rPr>
         <w:drawing>
           <wp:inline distT="0" distB="0" distL="0" distR="0" wp14:anchorId="14920CF3" wp14:editId="422B3983">
             <wp:extent cx="5940425" cy="2567305"/>
@@ -784,6 +808,9 @@
         <w:pStyle w:val="a7"/>
       </w:pPr>
       <w:r>
+        <w:rPr>
+          <w:noProof/>
+        </w:rPr>
         <w:drawing>
           <wp:inline distT="0" distB="0" distL="0" distR="0" wp14:anchorId="0EB9E5F7" wp14:editId="75F1399C">
             <wp:extent cx="5940425" cy="2777490"/>
@@ -842,6 +869,9 @@
         <w:pStyle w:val="a7"/>
       </w:pPr>
       <w:r>
+        <w:rPr>
+          <w:noProof/>
+        </w:rPr>
         <w:drawing>
           <wp:inline distT="0" distB="0" distL="0" distR="0" wp14:anchorId="48C8621B" wp14:editId="2153DDA9">
             <wp:extent cx="5940425" cy="2279650"/>
@@ -922,6 +952,186 @@
       <w:proofErr w:type="spellEnd"/>
       <w:r>
         <w:t>\access_token.txt"</w:t>
+      </w:r>
+    </w:p>
+    <w:p>
+      <w:pPr>
+        <w:pStyle w:val="a7"/>
+        <w:numPr>
+          <w:ilvl w:val="0"/>
+          <w:numId w:val="1"/>
+        </w:numPr>
+        <w:spacing w:line="480" w:lineRule="auto"/>
+      </w:pPr>
+      <w:r>
+        <w:t xml:space="preserve">Проверка операций на множества (объединение с повторениями) в </w:t>
+      </w:r>
+      <w:r>
+        <w:rPr>
+          <w:lang w:val="en-US"/>
+        </w:rPr>
+        <w:t>spark</w:t>
+      </w:r>
+      <w:r>
+        <w:t>-</w:t>
+      </w:r>
+      <w:r>
+        <w:t>терминале:</w:t>
+      </w:r>
+    </w:p>
+    <w:p>
+      <w:pPr>
+        <w:pStyle w:val="a7"/>
+        <w:spacing w:line="480" w:lineRule="auto"/>
+      </w:pPr>
+      <w:r>
+        <w:drawing>
+          <wp:inline distT="0" distB="0" distL="0" distR="0" wp14:anchorId="21D0E794" wp14:editId="6A711BDE">
+            <wp:extent cx="5940425" cy="986155"/>
+            <wp:effectExtent l="0" t="0" r="3175" b="4445"/>
+            <wp:docPr id="1" name="Рисунок 1"/>
+            <wp:cNvGraphicFramePr>
+              <a:graphicFrameLocks xmlns:a="http://schemas.openxmlformats.org/drawingml/2006/main" noChangeAspect="1"/>
+            </wp:cNvGraphicFramePr>
+            <a:graphic xmlns:a="http://schemas.openxmlformats.org/drawingml/2006/main">
+              <a:graphicData uri="http://schemas.openxmlformats.org/drawingml/2006/picture">
+                <pic:pic xmlns:pic="http://schemas.openxmlformats.org/drawingml/2006/picture">
+                  <pic:nvPicPr>
+                    <pic:cNvPr id="1" name=""/>
+                    <pic:cNvPicPr/>
+                  </pic:nvPicPr>
+                  <pic:blipFill>
+                    <a:blip r:embed="rId17"/>
+                    <a:stretch>
+                      <a:fillRect/>
+                    </a:stretch>
+                  </pic:blipFill>
+                  <pic:spPr>
+                    <a:xfrm>
+                      <a:off x="0" y="0"/>
+                      <a:ext cx="5940425" cy="986155"/>
+                    </a:xfrm>
+                    <a:prstGeom prst="rect">
+                      <a:avLst/>
+                    </a:prstGeom>
+                  </pic:spPr>
+                </pic:pic>
+              </a:graphicData>
+            </a:graphic>
+          </wp:inline>
+        </w:drawing>
+      </w:r>
+    </w:p>
+    <w:p>
+      <w:pPr>
+        <w:pStyle w:val="a7"/>
+        <w:numPr>
+          <w:ilvl w:val="0"/>
+          <w:numId w:val="1"/>
+        </w:numPr>
+        <w:spacing w:line="480" w:lineRule="auto"/>
+      </w:pPr>
+      <w:r>
+        <w:t>Пересечение множеств:</w:t>
+      </w:r>
+    </w:p>
+    <w:p>
+      <w:pPr>
+        <w:pStyle w:val="a7"/>
+        <w:spacing w:line="480" w:lineRule="auto"/>
+      </w:pPr>
+      <w:r>
+        <w:drawing>
+          <wp:inline distT="0" distB="0" distL="0" distR="0" wp14:anchorId="5DE6799D" wp14:editId="6DD46F33">
+            <wp:extent cx="3458058" cy="628738"/>
+            <wp:effectExtent l="0" t="0" r="0" b="0"/>
+            <wp:docPr id="2" name="Рисунок 2"/>
+            <wp:cNvGraphicFramePr>
+              <a:graphicFrameLocks xmlns:a="http://schemas.openxmlformats.org/drawingml/2006/main" noChangeAspect="1"/>
+            </wp:cNvGraphicFramePr>
+            <a:graphic xmlns:a="http://schemas.openxmlformats.org/drawingml/2006/main">
+              <a:graphicData uri="http://schemas.openxmlformats.org/drawingml/2006/picture">
+                <pic:pic xmlns:pic="http://schemas.openxmlformats.org/drawingml/2006/picture">
+                  <pic:nvPicPr>
+                    <pic:cNvPr id="1" name=""/>
+                    <pic:cNvPicPr/>
+                  </pic:nvPicPr>
+                  <pic:blipFill>
+                    <a:blip r:embed="rId18"/>
+                    <a:stretch>
+                      <a:fillRect/>
+                    </a:stretch>
+                  </pic:blipFill>
+                  <pic:spPr>
+                    <a:xfrm>
+                      <a:off x="0" y="0"/>
+                      <a:ext cx="3458058" cy="628738"/>
+                    </a:xfrm>
+                    <a:prstGeom prst="rect">
+                      <a:avLst/>
+                    </a:prstGeom>
+                  </pic:spPr>
+                </pic:pic>
+              </a:graphicData>
+            </a:graphic>
+          </wp:inline>
+        </w:drawing>
+      </w:r>
+    </w:p>
+    <w:p>
+      <w:pPr>
+        <w:pStyle w:val="a7"/>
+        <w:numPr>
+          <w:ilvl w:val="0"/>
+          <w:numId w:val="1"/>
+        </w:numPr>
+        <w:spacing w:line="480" w:lineRule="auto"/>
+      </w:pPr>
+      <w:r>
+        <w:t>Разность множеств и применение аккумулятора:</w:t>
+      </w:r>
+    </w:p>
+    <w:p>
+      <w:pPr>
+        <w:pStyle w:val="a7"/>
+        <w:spacing w:line="480" w:lineRule="auto"/>
+      </w:pPr>
+      <w:r>
+        <w:drawing>
+          <wp:inline distT="0" distB="0" distL="0" distR="0" wp14:anchorId="07FD4F96" wp14:editId="06A69D69">
+            <wp:extent cx="5940425" cy="793750"/>
+            <wp:effectExtent l="0" t="0" r="3175" b="6350"/>
+            <wp:docPr id="3" name="Рисунок 3"/>
+            <wp:cNvGraphicFramePr>
+              <a:graphicFrameLocks xmlns:a="http://schemas.openxmlformats.org/drawingml/2006/main" noChangeAspect="1"/>
+            </wp:cNvGraphicFramePr>
+            <a:graphic xmlns:a="http://schemas.openxmlformats.org/drawingml/2006/main">
+              <a:graphicData uri="http://schemas.openxmlformats.org/drawingml/2006/picture">
+                <pic:pic xmlns:pic="http://schemas.openxmlformats.org/drawingml/2006/picture">
+                  <pic:nvPicPr>
+                    <pic:cNvPr id="1" name=""/>
+                    <pic:cNvPicPr/>
+                  </pic:nvPicPr>
+                  <pic:blipFill>
+                    <a:blip r:embed="rId19"/>
+                    <a:stretch>
+                      <a:fillRect/>
+                    </a:stretch>
+                  </pic:blipFill>
+                  <pic:spPr>
+                    <a:xfrm>
+                      <a:off x="0" y="0"/>
+                      <a:ext cx="5940425" cy="793750"/>
+                    </a:xfrm>
+                    <a:prstGeom prst="rect">
+                      <a:avLst/>
+                    </a:prstGeom>
+                  </pic:spPr>
+                </pic:pic>
+              </a:graphicData>
+            </a:graphic>
+          </wp:inline>
+        </w:drawing>
       </w:r>
     </w:p>
     <w:sectPr>
